--- a/public/templates-clean/clinceni/CONTRACT NOU.docx
+++ b/public/templates-clean/clinceni/CONTRACT NOU.docx
@@ -536,7 +536,7 @@
         <w:t/>
       </w:r>
       <w:r>
-        <w:t>.2026</w:t>
+        <w:t/>
       </w:r>
       <w:r>
         <w:t>;</w:t>
@@ -559,7 +559,7 @@
         <w:t xml:space="preserve">nr. </w:t>
       </w:r>
       <w:r>
-        <w:t>515/15.04</w:t>
+        <w:t>515/{DATA_CONTRACT}</w:t>
       </w:r>
       <w:r>
         <w:t>.2026</w:t>

--- a/public/templates-clean/clinceni/CONTRACT NOU.docx
+++ b/public/templates-clean/clinceni/CONTRACT NOU.docx
@@ -196,7 +196,7 @@
         <w:t xml:space="preserve"> AF</w:t>
       </w:r>
       <w:r>
-        <w:t xml:space="preserve"> nr. </w:t>
+        <w:t xml:space="preserve"> nr. {NUMAR_PLAN_SERVICII}/{DATA_CONTRACT}</w:t>
       </w:r>
       <w:r>
         <w:t>009921</w:t>
@@ -414,7 +414,7 @@
         <w:rPr>
           <w:rFonts w:ascii="Times New Roman" w:eastAsia="Times New Roman" w:hAnsi="Times New Roman" w:cs="Times New Roman"/>
         </w:rPr>
-        <w:t>, C.I. seria  RK   nr. 611070, eliberat la data de {APARTINATOR_CI_DATA}, de către {APARTINATOR_CI_ELIBERAT_DE}, cu domiciliul în {APARTINATOR_ADRESA}</w:t>
+        <w:t>, C.I. seria {APARTINATOR_CI_SERIE} nr. {APARTINATOR_CI_NUMAR}, eliberat la data de {APARTINATOR_CI_DATA}, de către {APARTINATOR_CI_ELIBERAT_DE}, cu domiciliul în {APARTINATOR_ADRESA}</w:t>
       </w:r>
       <w:r>
         <w:rPr>
@@ -556,13 +556,13 @@
         <w:t xml:space="preserve"> </w:t>
       </w:r>
       <w:r>
-        <w:t xml:space="preserve">nr. </w:t>
-      </w:r>
-      <w:r>
-        <w:t>515/{DATA_CONTRACT}</w:t>
-      </w:r>
-      <w:r>
-        <w:t>.2026</w:t>
+        <w:t xml:space="preserve">nr. {NUMAR_PLAN_INTERVENTIE}/{DATA_CONTRACT}</w:t>
+      </w:r>
+      <w:r>
+        <w:t/>
+      </w:r>
+      <w:r>
+        <w:t/>
       </w:r>
       <w:r>
         <w:t xml:space="preserve">, </w:t>
@@ -574,10 +574,10 @@
         <w:t xml:space="preserve"> nr. </w:t>
       </w:r>
       <w:r>
-        <w:t>516/15.04</w:t>
-      </w:r>
-      <w:r>
-        <w:t>.2026</w:t>
+        <w:t/>
+      </w:r>
+      <w:r>
+        <w:t/>
       </w:r>
       <w:r>
         <w:t>;</w:t>
@@ -589,13 +589,13 @@
         <w:t>Planul de servicii sociale/Planul individualizat de protecție/Planul de abilitare-reabilitare a copilului/Programul individual de reabilitare și integrare socială nr. ........../data ..............., denumit în continuare plan de servicii sociale;</w:t>
       </w:r>
       <w:r>
-        <w:t xml:space="preserve"> Decizia de admitere a furnizorului de servicii sociale  nr.</w:t>
-      </w:r>
-      <w:r>
-        <w:t>509/15.04</w:t>
-      </w:r>
-      <w:r>
-        <w:t>.2026</w:t>
+        <w:t xml:space="preserve"> Decizia de admitere a furnizorului de servicii sociale  nr.{NUMAR_DECIZIE}/{DATA_CONTRACT}</w:t>
+      </w:r>
+      <w:r>
+        <w:t/>
+      </w:r>
+      <w:r>
+        <w:t/>
       </w:r>
       <w:r>
         <w:t>;</w:t>
@@ -853,7 +853,7 @@
           <w:bCs/>
           <w:color w:val="000000" w:themeColor="text1"/>
         </w:rPr>
-        <w:t>15.04</w:t>
+        <w:t>{DATA_CONTRACT}</w:t>
       </w:r>
       <w:r>
         <w:rPr>
@@ -861,7 +861,7 @@
           <w:bCs/>
           <w:color w:val="000000" w:themeColor="text1"/>
         </w:rPr>
-        <w:t>.2026</w:t>
+        <w:t/>
       </w:r>
       <w:r>
         <w:rPr>
